--- a/docgen/基本設計書.docx
+++ b/docgen/基本設計書.docx
@@ -345,6 +345,80 @@
           </w:p>
         </w:tc>
       </w:tr>
+      <w:tr>
+        <w:tc>
+          <w:tcPr>
+            <w:tcW w:type="dxa" w:w="1400"/>
+            <w:tcMar>
+              <w:top w:type="dxa" w:w="80"/>
+              <w:left w:type="dxa" w:w="100"/>
+              <w:bottom w:type="dxa" w:w="80"/>
+              <w:right w:type="dxa" w:w="100"/>
+            </w:tcMar>
+            <w:vAlign w:val="center"/>
+          </w:tcPr>
+          <w:p>
+            <w:r>
+              <w:rPr>
+                <w:b w:val="false"/>
+                <w:bCs w:val="false"/>
+                <w:color w:val="000000"/>
+                <w:sz w:val="18"/>
+                <w:szCs w:val="18"/>
+              </w:rPr>
+              <w:t xml:space="preserve">v1.1</w:t>
+            </w:r>
+          </w:p>
+        </w:tc>
+        <w:tc>
+          <w:tcPr>
+            <w:tcW w:type="dxa" w:w="2200"/>
+            <w:tcMar>
+              <w:top w:type="dxa" w:w="80"/>
+              <w:left w:type="dxa" w:w="100"/>
+              <w:bottom w:type="dxa" w:w="80"/>
+              <w:right w:type="dxa" w:w="100"/>
+            </w:tcMar>
+            <w:vAlign w:val="center"/>
+          </w:tcPr>
+          <w:p>
+            <w:r>
+              <w:rPr>
+                <w:b w:val="false"/>
+                <w:bCs w:val="false"/>
+                <w:color w:val="000000"/>
+                <w:sz w:val="18"/>
+                <w:szCs w:val="18"/>
+              </w:rPr>
+              <w:t xml:space="preserve">2026年8月</w:t>
+            </w:r>
+          </w:p>
+        </w:tc>
+        <w:tc>
+          <w:tcPr>
+            <w:tcW w:type="dxa" w:w="6800"/>
+            <w:tcMar>
+              <w:top w:type="dxa" w:w="80"/>
+              <w:left w:type="dxa" w:w="100"/>
+              <w:bottom w:type="dxa" w:w="80"/>
+              <w:right w:type="dxa" w:w="100"/>
+            </w:tcMar>
+            <w:vAlign w:val="center"/>
+          </w:tcPr>
+          <w:p>
+            <w:r>
+              <w:rPr>
+                <w:b w:val="false"/>
+                <w:bCs w:val="false"/>
+                <w:color w:val="000000"/>
+                <w:sz w:val="18"/>
+                <w:szCs w:val="18"/>
+              </w:rPr>
+              <w:t xml:space="preserve">Googleアカウントログイン・2段階認証(TOTP)の追加(migration 0007)に伴い更新</w:t>
+            </w:r>
+          </w:p>
+        </w:tc>
+      </w:tr>
     </w:tbl>
     <w:p>
       <w:r>
@@ -886,7 +960,7 @@
                 <w:sz w:val="18"/>
                 <w:szCs w:val="18"/>
               </w:rPr>
-              <w:t xml:space="preserve">アカウント登録/ログイン、ゲスト参加(QR/URL/コード)</w:t>
+              <w:t xml:space="preserve">アカウント登録/ログイン、ゲスト参加(QR/URL/コード)、Googleアカウントログイン(OAuth 2.0)、2段階認証(TOTP)の設定・解除</w:t>
             </w:r>
           </w:p>
         </w:tc>
@@ -1500,7 +1574,7 @@
                 <w:sz w:val="18"/>
                 <w:szCs w:val="18"/>
               </w:rPr>
-              <w:t xml:space="preserve">認証・参加</w:t>
+              <w:t xml:space="preserve">認証・参加(パスワード/Googleログイン)</w:t>
             </w:r>
           </w:p>
         </w:tc>
@@ -1525,6 +1599,80 @@
                 <w:szCs w:val="18"/>
               </w:rPr>
               <w:t xml:space="preserve">全員</w:t>
+            </w:r>
+          </w:p>
+        </w:tc>
+      </w:tr>
+      <w:tr>
+        <w:tc>
+          <w:tcPr>
+            <w:tcW w:type="dxa" w:w="3200"/>
+            <w:tcMar>
+              <w:top w:type="dxa" w:w="80"/>
+              <w:left w:type="dxa" w:w="100"/>
+              <w:bottom w:type="dxa" w:w="80"/>
+              <w:right w:type="dxa" w:w="100"/>
+            </w:tcMar>
+            <w:vAlign w:val="center"/>
+          </w:tcPr>
+          <w:p>
+            <w:r>
+              <w:rPr>
+                <w:b w:val="false"/>
+                <w:bCs w:val="false"/>
+                <w:color w:val="000000"/>
+                <w:sz w:val="18"/>
+                <w:szCs w:val="18"/>
+              </w:rPr>
+              <w:t xml:space="preserve">2段階認証設定</w:t>
+            </w:r>
+          </w:p>
+        </w:tc>
+        <w:tc>
+          <w:tcPr>
+            <w:tcW w:type="dxa" w:w="3200"/>
+            <w:tcMar>
+              <w:top w:type="dxa" w:w="80"/>
+              <w:left w:type="dxa" w:w="100"/>
+              <w:bottom w:type="dxa" w:w="80"/>
+              <w:right w:type="dxa" w:w="100"/>
+            </w:tcMar>
+            <w:vAlign w:val="center"/>
+          </w:tcPr>
+          <w:p>
+            <w:r>
+              <w:rPr>
+                <w:b w:val="false"/>
+                <w:bCs w:val="false"/>
+                <w:color w:val="000000"/>
+                <w:sz w:val="18"/>
+                <w:szCs w:val="18"/>
+              </w:rPr>
+              <w:t xml:space="preserve">認証・参加(TOTP設定・バックアップコード発行、マイページから管理)</w:t>
+            </w:r>
+          </w:p>
+        </w:tc>
+        <w:tc>
+          <w:tcPr>
+            <w:tcW w:type="dxa" w:w="3000"/>
+            <w:tcMar>
+              <w:top w:type="dxa" w:w="80"/>
+              <w:left w:type="dxa" w:w="100"/>
+              <w:bottom w:type="dxa" w:w="80"/>
+              <w:right w:type="dxa" w:w="100"/>
+            </w:tcMar>
+            <w:vAlign w:val="center"/>
+          </w:tcPr>
+          <w:p>
+            <w:r>
+              <w:rPr>
+                <w:b w:val="false"/>
+                <w:bCs w:val="false"/>
+                <w:color w:val="000000"/>
+                <w:sz w:val="18"/>
+                <w:szCs w:val="18"/>
+              </w:rPr>
+              <w:t xml:space="preserve">アカウント保有者</w:t>
             </w:r>
           </w:p>
         </w:tc>
@@ -2829,6 +2977,80 @@
                 <w:sz w:val="18"/>
                 <w:szCs w:val="18"/>
               </w:rPr>
+              <w:t xml:space="preserve">Google OAuth 2.0</w:t>
+            </w:r>
+          </w:p>
+        </w:tc>
+        <w:tc>
+          <w:tcPr>
+            <w:tcW w:type="dxa" w:w="2600"/>
+            <w:tcMar>
+              <w:top w:type="dxa" w:w="80"/>
+              <w:left w:type="dxa" w:w="100"/>
+              <w:bottom w:type="dxa" w:w="80"/>
+              <w:right w:type="dxa" w:w="100"/>
+            </w:tcMar>
+            <w:vAlign w:val="center"/>
+          </w:tcPr>
+          <w:p>
+            <w:r>
+              <w:rPr>
+                <w:b w:val="false"/>
+                <w:bCs w:val="false"/>
+                <w:color w:val="000000"/>
+                <w:sz w:val="18"/>
+                <w:szCs w:val="18"/>
+              </w:rPr>
+              <w:t xml:space="preserve">サーバー主導のAuthorization Codeフロー</w:t>
+            </w:r>
+          </w:p>
+        </w:tc>
+        <w:tc>
+          <w:tcPr>
+            <w:tcW w:type="dxa" w:w="5200"/>
+            <w:tcMar>
+              <w:top w:type="dxa" w:w="80"/>
+              <w:left w:type="dxa" w:w="100"/>
+              <w:bottom w:type="dxa" w:w="80"/>
+              <w:right w:type="dxa" w:w="100"/>
+            </w:tcMar>
+            <w:vAlign w:val="center"/>
+          </w:tcPr>
+          <w:p>
+            <w:r>
+              <w:rPr>
+                <w:b w:val="false"/>
+                <w:bCs w:val="false"/>
+                <w:color w:val="000000"/>
+                <w:sz w:val="18"/>
+                <w:szCs w:val="18"/>
+              </w:rPr>
+              <w:t xml:space="preserve">アカウント連携ログイン(トークン交換・ユーザー情報取得は全てサーバー側で実施)</w:t>
+            </w:r>
+          </w:p>
+        </w:tc>
+      </w:tr>
+      <w:tr>
+        <w:tc>
+          <w:tcPr>
+            <w:tcW w:type="dxa" w:w="2600"/>
+            <w:tcMar>
+              <w:top w:type="dxa" w:w="80"/>
+              <w:left w:type="dxa" w:w="100"/>
+              <w:bottom w:type="dxa" w:w="80"/>
+              <w:right w:type="dxa" w:w="100"/>
+            </w:tcMar>
+            <w:vAlign w:val="center"/>
+          </w:tcPr>
+          <w:p>
+            <w:r>
+              <w:rPr>
+                <w:b w:val="false"/>
+                <w:bCs w:val="false"/>
+                <w:color w:val="000000"/>
+                <w:sz w:val="18"/>
+                <w:szCs w:val="18"/>
+              </w:rPr>
               <w:t xml:space="preserve">ブラウザ localStorage</w:t>
             </w:r>
           </w:p>
@@ -3165,7 +3387,7 @@
                 <w:sz w:val="18"/>
                 <w:szCs w:val="18"/>
               </w:rPr>
-              <w:t xml:space="preserve">パスワードはPBKDF2ハッシュ化、Stripe Webhookは署名検証、監査ログは追記のみ</w:t>
+              <w:t xml:space="preserve">パスワードはPBKDF2ハッシュ化、Stripe Webhookは署名検証、監査ログは追記のみ。TOTPシークレットは非公開、バックアップコードはハッシュ化して保存。Google OAuthはCSRF対策のstateパラメータで検証</w:t>
             </w:r>
           </w:p>
         </w:tc>
